--- a/swh/docx/020.content.docx
+++ b/swh/docx/020.content.docx
@@ -357,54 +357,36 @@
           <w:lang w:val="sw_KE" w:bidi="sw_KE"/>
         </w:rPr>
       </w:r>
-      <w:hyperlink r:id="rId13">
-        <w:r>
-          <w:rPr>
-            <w:lang w:val="sw_KE" w:bidi="sw_KE"/>
-          </w:rPr>
-          <w:rPr>
-            <w:color w:val="0000EE"/>
-            <w:u w:val="single"/>
-          </w:rPr>
-          <w:t>Sheria</w:t>
-        </w:r>
-      </w:hyperlink>
+      <w:r>
+        <w:rPr>
+          <w:lang w:val="sw_KE" w:bidi="sw_KE"/>
+        </w:rPr>
+        <w:t>Sheria</w:t>
+      </w:r>
       <w:r>
         <w:rPr>
           <w:lang w:val="sw_KE" w:bidi="sw_KE"/>
         </w:rPr>
         <w:t xml:space="preserve"> inamaanisha seti ya maagizo ambayo Mungu amewapa watu wa </w:t>
       </w:r>
-      <w:hyperlink r:id="rId14">
-        <w:r>
-          <w:rPr>
-            <w:lang w:val="sw_KE" w:bidi="sw_KE"/>
-          </w:rPr>
-          <w:rPr>
-            <w:color w:val="0000EE"/>
-            <w:u w:val="single"/>
-          </w:rPr>
-          <w:t>Israeli</w:t>
-        </w:r>
-      </w:hyperlink>
+      <w:r>
+        <w:rPr>
+          <w:lang w:val="sw_KE" w:bidi="sw_KE"/>
+        </w:rPr>
+        <w:t>Israeli</w:t>
+      </w:r>
       <w:r>
         <w:rPr>
           <w:lang w:val="sw_KE" w:bidi="sw_KE"/>
         </w:rPr>
         <w:t xml:space="preserve"> katika vitabu vitano vya kwanza vya Agano la Kale, lakini walimu wa sheria pia walifundisha </w:t>
       </w:r>
-      <w:hyperlink r:id="rId15">
-        <w:r>
-          <w:rPr>
-            <w:lang w:val="sw_KE" w:bidi="sw_KE"/>
-          </w:rPr>
-          <w:rPr>
-            <w:color w:val="0000EE"/>
-            <w:u w:val="single"/>
-          </w:rPr>
-          <w:t>Maandiko</w:t>
-        </w:r>
-      </w:hyperlink>
+      <w:r>
+        <w:rPr>
+          <w:lang w:val="sw_KE" w:bidi="sw_KE"/>
+        </w:rPr>
+        <w:t>Maandiko</w:t>
+      </w:r>
       <w:r>
         <w:rPr>
           <w:lang w:val="sw_KE" w:bidi="sw_KE"/>
@@ -439,36 +421,24 @@
         </w:rPr>
         <w:t>Katika wakati wa Agano Jipya, walimu wa sheria walikuwa watu muhimu sana katika jamii. Watu waliwaonyesha heshima kubwa na mara nyingi kuwaita "</w:t>
       </w:r>
-      <w:hyperlink r:id="rId16">
-        <w:r>
-          <w:rPr>
-            <w:lang w:val="sw_KE" w:bidi="sw_KE"/>
-          </w:rPr>
-          <w:rPr>
-            <w:color w:val="0000EE"/>
-            <w:u w:val="single"/>
-          </w:rPr>
-          <w:t>Rabi</w:t>
-        </w:r>
-      </w:hyperlink>
+      <w:r>
+        <w:rPr>
+          <w:lang w:val="sw_KE" w:bidi="sw_KE"/>
+        </w:rPr>
+        <w:t>Rabi</w:t>
+      </w:r>
       <w:r>
         <w:rPr>
           <w:lang w:val="sw_KE" w:bidi="sw_KE"/>
         </w:rPr>
         <w:t xml:space="preserve">," cheo kinachotumiwa kwa walimu Kulikuwa pia na walimu wa sheria katika </w:t>
       </w:r>
-      <w:hyperlink r:id="rId17">
-        <w:r>
-          <w:rPr>
-            <w:lang w:val="sw_KE" w:bidi="sw_KE"/>
-          </w:rPr>
-          <w:rPr>
-            <w:color w:val="0000EE"/>
-            <w:u w:val="single"/>
-          </w:rPr>
-          <w:t>Sanhedrin</w:t>
-        </w:r>
-      </w:hyperlink>
+      <w:r>
+        <w:rPr>
+          <w:lang w:val="sw_KE" w:bidi="sw_KE"/>
+        </w:rPr>
+        <w:t>Sanhedrin</w:t>
+      </w:r>
       <w:r>
         <w:rPr>
           <w:lang w:val="sw_KE" w:bidi="sw_KE"/>
@@ -477,7 +447,6 @@
       </w:r>
       <w:r>
         <w:rPr>
-          <w:b/>
           <w:lang w:val="sw_KE" w:bidi="sw_KE"/>
         </w:rPr>
         <w:t>Kiyahudi</w:t>
@@ -690,7 +659,6 @@
       </w:r>
       <w:r>
         <w:rPr>
-          <w:b/>
           <w:lang w:val="sw_KE" w:bidi="sw_KE"/>
         </w:rPr>
         <w:t>wowote Waisraeli</w:t>
@@ -715,18 +683,12 @@
         </w:rPr>
         <w:t xml:space="preserve">Katika Agano Jipya, tunajifunza kwamba watu wote wako katika hali ya kukata tamaa na wanahitaji Mungu kuwaokoa. Na Mungu anatuokoa. Mungu anatuokoa kwa sababu anatupenda sana. Mungu alituokoa kwa kumtuma mwana wake Yesu ulimwenguni. Mtu yeyote anayemwamini Yesu ataokolewa. Kwa hivyo Biblia inasema kwamba Yesu ni </w:t>
       </w:r>
-      <w:hyperlink r:id="rId18">
-        <w:r>
-          <w:rPr>
-            <w:lang w:val="sw_KE" w:bidi="sw_KE"/>
-          </w:rPr>
-          <w:rPr>
-            <w:color w:val="0000EE"/>
-            <w:u w:val="single"/>
-          </w:rPr>
-          <w:t>Mwokozi</w:t>
-        </w:r>
-      </w:hyperlink>
+      <w:r>
+        <w:rPr>
+          <w:lang w:val="sw_KE" w:bidi="sw_KE"/>
+        </w:rPr>
+        <w:t>Mwokozi</w:t>
+      </w:r>
       <w:r>
         <w:rPr>
           <w:lang w:val="sw_KE" w:bidi="sw_KE"/>
@@ -748,7 +710,6 @@
       </w:r>
       <w:r>
         <w:rPr>
-          <w:b/>
           <w:lang w:val="sw_KE" w:bidi="sw_KE"/>
         </w:rPr>
         <w:t>milele</w:t>
